--- a/docs/hub/estate/Planning and Insight/Reports/1051-52/1051-11-14_Awarding-Gap-Annual-Report-1050-51_v01.docx
+++ b/docs/hub/estate/Planning and Insight/Reports/1051-52/1051-11-14_Awarding-Gap-Annual-Report-1050-51_v01.docx
@@ -49,17 +49,17 @@
     <w:p>
       <w:r>
         <w:rPr/>
-        <w:t xml:space="preserve">For 1051 graduates, 70.0% of Elf graduates and 42.1% of Dwarf graduates achieved good honours. The gap is </w:t>
+        <w:t xml:space="preserve">For 1051 graduates, 57.3% of Elf graduates and 27.0% of Dwarf graduates achieved good honours. The gap is </w:t>
       </w:r>
       <w:r>
         <w:rPr>
           <w:b/>
         </w:rPr>
-        <w:t>27.9 percentage points</w:t>
+        <w:t>30.2 percentage points</w:t>
       </w:r>
       <w:r>
         <w:rPr/>
-        <w:t>, from 97 graduates.</w:t>
+        <w:t>, from 902 graduates.</w:t>
       </w:r>
     </w:p>
     <w:p>
@@ -169,7 +169,7 @@
           <w:p>
             <w:r>
               <w:rPr/>
-              <w:t>78</w:t>
+              <w:t>884</w:t>
             </w:r>
           </w:p>
         </w:tc>
@@ -180,7 +180,7 @@
           <w:p>
             <w:r>
               <w:rPr/>
-              <w:t>83.3</w:t>
+              <w:t>61.5</w:t>
             </w:r>
           </w:p>
         </w:tc>
@@ -191,7 +191,7 @@
           <w:p>
             <w:r>
               <w:rPr/>
-              <w:t>54.8</w:t>
+              <w:t>36.5</w:t>
             </w:r>
           </w:p>
         </w:tc>
@@ -202,7 +202,7 @@
           <w:p>
             <w:r>
               <w:rPr/>
-              <w:t>28.6</w:t>
+              <w:t>24.9</w:t>
             </w:r>
           </w:p>
         </w:tc>
@@ -226,7 +226,7 @@
           <w:p>
             <w:r>
               <w:rPr/>
-              <w:t>127</w:t>
+              <w:t>948</w:t>
             </w:r>
           </w:p>
         </w:tc>
@@ -237,7 +237,7 @@
           <w:p>
             <w:r>
               <w:rPr/>
-              <w:t>67.3</w:t>
+              <w:t>59.1</w:t>
             </w:r>
           </w:p>
         </w:tc>
@@ -248,7 +248,7 @@
           <w:p>
             <w:r>
               <w:rPr/>
-              <w:t>44.0</w:t>
+              <w:t>34.7</w:t>
             </w:r>
           </w:p>
         </w:tc>
@@ -259,7 +259,7 @@
           <w:p>
             <w:r>
               <w:rPr/>
-              <w:t>23.3</w:t>
+              <w:t>24.4</w:t>
             </w:r>
           </w:p>
         </w:tc>
@@ -283,7 +283,7 @@
           <w:p>
             <w:r>
               <w:rPr/>
-              <w:t>97</w:t>
+              <w:t>902</w:t>
             </w:r>
           </w:p>
         </w:tc>
@@ -294,7 +294,7 @@
           <w:p>
             <w:r>
               <w:rPr/>
-              <w:t>70.0</w:t>
+              <w:t>57.3</w:t>
             </w:r>
           </w:p>
         </w:tc>
@@ -305,7 +305,7 @@
           <w:p>
             <w:r>
               <w:rPr/>
-              <w:t>42.1</w:t>
+              <w:t>27.0</w:t>
             </w:r>
           </w:p>
         </w:tc>
@@ -316,7 +316,7 @@
           <w:p>
             <w:r>
               <w:rPr/>
-              <w:t>27.9</w:t>
+              <w:t>30.2</w:t>
             </w:r>
           </w:p>
         </w:tc>
